--- a/Modelos/AP/FAURGS/Declaração_fiscal_FAURGS.docx
+++ b/Modelos/AP/FAURGS/Declaração_fiscal_FAURGS.docx
@@ -300,7 +300,7 @@
           <w:rFonts w:ascii="Times New Roman" w:hAnsi="Times New Roman"/>
           <w:sz w:val="20"/>
         </w:rPr>
-        <w:t>contrato</w:t>
+        <w:t>Acordo de Parceria</w:t>
       </w:r>
       <w:r>
         <w:rPr>
@@ -1224,31 +1224,34 @@
       <w:r>
         <w:t xml:space="preserve">SIAPE: </w:t>
       </w:r>
+      <w:r>
+        <w:t xml:space="preserve">{{ </w:t>
+      </w:r>
+      <w:proofErr w:type="spellStart"/>
+      <w:r>
+        <w:t>siape_fiscal</w:t>
+      </w:r>
+      <w:proofErr w:type="spellEnd"/>
+      <w:r>
+        <w:t xml:space="preserve"> }}</w:t>
+      </w:r>
+    </w:p>
+    <w:p>
+      <w:pPr>
+        <w:spacing w:line="360" w:lineRule="auto"/>
+        <w:jc w:val="right"/>
+      </w:pPr>
+      <w:r>
+        <w:t>Fiscal</w:t>
+      </w:r>
+      <w:r>
+        <w:t xml:space="preserve"> do Projeto/</w:t>
+      </w:r>
+      <w:r>
+        <w:t>Acordo de Parceria</w:t>
+      </w:r>
       <w:bookmarkStart w:id="0" w:name="_GoBack"/>
       <w:bookmarkEnd w:id="0"/>
-      <w:r>
-        <w:t xml:space="preserve">{{ </w:t>
-      </w:r>
-      <w:proofErr w:type="spellStart"/>
-      <w:r>
-        <w:t>siape_fiscal</w:t>
-      </w:r>
-      <w:proofErr w:type="spellEnd"/>
-      <w:r>
-        <w:t xml:space="preserve"> }}</w:t>
-      </w:r>
-    </w:p>
-    <w:p>
-      <w:pPr>
-        <w:spacing w:line="360" w:lineRule="auto"/>
-        <w:jc w:val="right"/>
-      </w:pPr>
-      <w:r>
-        <w:t>Fiscal</w:t>
-      </w:r>
-      <w:r>
-        <w:t xml:space="preserve"> do Projeto/Contrato</w:t>
-      </w:r>
     </w:p>
     <w:p>
       <w:pPr>
